--- a/content/geography/Vrey/index.docx
+++ b/content/geography/Vrey/index.docx
@@ -5,6 +5,9 @@
     <w:p>
       <w:r>
         <w:t>This is a placeholder country</w:t>
+      </w:r>
+      <w:r>
+        <w:t>. It has Bitburg inside,</w:t>
       </w:r>
     </w:p>
     <w:sectPr>

--- a/content/geography/Vrey/index.docx
+++ b/content/geography/Vrey/index.docx
@@ -7,7 +7,38 @@
         <w:t>This is a placeholder country</w:t>
       </w:r>
       <w:r>
-        <w:t>. It has Bitburg inside,</w:t>
+        <w:t>. It has Bitburg inside</w:t>
+      </w:r>
+      <w:r>
+        <w:t xml:space="preserve"> and many other places.</w:t>
+      </w:r>
+    </w:p>
+    <w:p/>
+    <w:p>
+      <w:r>
+        <w:t>=== Cities</w:t>
+      </w:r>
+    </w:p>
+    <w:p>
+      <w:r>
+        <w:t>Bitburg</w:t>
+      </w:r>
+    </w:p>
+    <w:p>
+      <w:r>
+        <w:t>Esthel</w:t>
+      </w:r>
+    </w:p>
+    <w:p/>
+    <w:p/>
+    <w:p>
+      <w:r>
+        <w:t>=== Locations</w:t>
+      </w:r>
+    </w:p>
+    <w:p>
+      <w:r>
+        <w:t>Maledictus Forest</w:t>
       </w:r>
     </w:p>
     <w:sectPr>

--- a/content/geography/Vrey/index.docx
+++ b/content/geography/Vrey/index.docx
@@ -3,42 +3,421 @@
 <w:document xmlns:wpc="http://schemas.microsoft.com/office/word/2010/wordprocessingCanvas" xmlns:cx="http://schemas.microsoft.com/office/drawing/2014/chartex" xmlns:cx1="http://schemas.microsoft.com/office/drawing/2015/9/8/chartex" xmlns:cx2="http://schemas.microsoft.com/office/drawing/2015/10/21/chartex" xmlns:cx3="http://schemas.microsoft.com/office/drawing/2016/5/9/chartex" xmlns:cx4="http://schemas.microsoft.com/office/drawing/2016/5/10/chartex" xmlns:cx5="http://schemas.microsoft.com/office/drawing/2016/5/11/chartex" xmlns:cx6="http://schemas.microsoft.com/office/drawing/2016/5/12/chartex" xmlns:cx7="http://schemas.microsoft.com/office/drawing/2016/5/13/chartex" xmlns:cx8="http://schemas.microsoft.com/office/drawing/2016/5/14/chartex" xmlns:mc="http://schemas.openxmlformats.org/markup-compatibility/2006" xmlns:aink="http://schemas.microsoft.com/office/drawing/2016/ink" xmlns:am3d="http://schemas.microsoft.com/office/drawing/2017/model3d" xmlns:o="urn:schemas-microsoft-com:office:office" xmlns:oel="http://schemas.microsoft.com/office/2019/extlst" xmlns:r="http://schemas.openxmlformats.org/officeDocument/2006/relationships" xmlns:m="http://schemas.openxmlformats.org/officeDocument/2006/math" xmlns:v="urn:schemas-microsoft-com:vml" xmlns:wp14="http://schemas.microsoft.com/office/word/2010/wordprocessingDrawing" xmlns:wp="http://schemas.openxmlformats.org/drawingml/2006/wordprocessingDrawing" xmlns:w10="urn:schemas-microsoft-com:office:word" xmlns:w="http://schemas.openxmlformats.org/wordprocessingml/2006/main" xmlns:w14="http://schemas.microsoft.com/office/word/2010/wordml" xmlns:w15="http://schemas.microsoft.com/office/word/2012/wordml" xmlns:w16cex="http://schemas.microsoft.com/office/word/2018/wordml/cex" xmlns:w16cid="http://schemas.microsoft.com/office/word/2016/wordml/cid" xmlns:w16="http://schemas.microsoft.com/office/word/2018/wordml" xmlns:w16du="http://schemas.microsoft.com/office/word/2023/wordml/word16du" xmlns:w16sdtdh="http://schemas.microsoft.com/office/word/2020/wordml/sdtdatahash" xmlns:w16sdtfl="http://schemas.microsoft.com/office/word/2024/wordml/sdtformatlock" xmlns:w16se="http://schemas.microsoft.com/office/word/2015/wordml/symex" xmlns:wpg="http://schemas.microsoft.com/office/word/2010/wordprocessingGroup" xmlns:wpi="http://schemas.microsoft.com/office/word/2010/wordprocessingInk" xmlns:wne="http://schemas.microsoft.com/office/word/2006/wordml" xmlns:wps="http://schemas.microsoft.com/office/word/2010/wordprocessingShape" mc:Ignorable="w14 w15 w16se w16cid w16 w16cex w16sdtdh w16sdtfl w16du wp14">
   <w:body>
     <w:p>
-      <w:r>
-        <w:t>This is a placeholder country</w:t>
-      </w:r>
-      <w:r>
-        <w:t>. It has Bitburg inside</w:t>
-      </w:r>
-      <w:r>
-        <w:t xml:space="preserve"> and many other places.</w:t>
-      </w:r>
-    </w:p>
-    <w:p/>
-    <w:p>
-      <w:r>
-        <w:t>=== Cities</w:t>
-      </w:r>
-    </w:p>
-    <w:p>
+      <w:pPr>
+        <w:spacing w:before="240"/>
+      </w:pPr>
+      <w:r>
+        <w:t>Vrey is a region in the North of the world, connecting the Eastern Continents and the Western Continents. Vrey comprises of three sub regions: Eastern Vrey, Western Vrey, and Isveggrd</w:t>
+      </w:r>
+      <w:r>
+        <w:t>.</w:t>
+      </w:r>
+      <w:r>
+        <w:t xml:space="preserve"> </w:t>
+      </w:r>
+      <w:proofErr w:type="spellStart"/>
+      <w:r>
+        <w:t>Vrey’s</w:t>
+      </w:r>
+      <w:proofErr w:type="spellEnd"/>
+      <w:r>
+        <w:t xml:space="preserve"> strategic location makes it flourish with </w:t>
+      </w:r>
+      <w:r>
+        <w:t>trade</w:t>
+      </w:r>
+      <w:r>
+        <w:t xml:space="preserve">. </w:t>
+      </w:r>
+    </w:p>
+    <w:p>
+      <w:pPr>
+        <w:spacing w:before="240"/>
+      </w:pPr>
+      <w:r>
+        <w:t xml:space="preserve">During </w:t>
+      </w:r>
+      <w:r>
+        <w:t>the War of Light and Dark</w:t>
+      </w:r>
+      <w:r>
+        <w:t xml:space="preserve">, the force of the Dark mostly occupies Western Vrey, and the force of the Light mostly occupies Eastern Vrey. This leads to conflicts due to tradition </w:t>
+      </w:r>
+      <w:r>
+        <w:t>difference</w:t>
+      </w:r>
+      <w:r>
+        <w:t>s even centuries after the Saints had driven off the otherworldly forces and founded the Vrey Emipre.</w:t>
+      </w:r>
+    </w:p>
+    <w:p>
+      <w:pPr>
+        <w:spacing w:before="240"/>
+      </w:pPr>
+      <w:r>
+        <w:t xml:space="preserve">=== </w:t>
+      </w:r>
+      <w:r>
+        <w:t>Provinces</w:t>
+      </w:r>
+    </w:p>
+    <w:p>
+      <w:pPr>
+        <w:spacing w:before="240"/>
+      </w:pPr>
+      <w:r>
+        <w:t>In 47</w:t>
+      </w:r>
+      <w:r>
+        <w:rPr>
+          <w:vertAlign w:val="superscript"/>
+        </w:rPr>
+        <w:t xml:space="preserve"> </w:t>
+      </w:r>
+      <w:r>
+        <w:t xml:space="preserve">Post Sociatem, Vrey Empire formalised the </w:t>
+      </w:r>
+      <w:r>
+        <w:t>3</w:t>
+      </w:r>
+      <w:r>
+        <w:rPr>
+          <w:vertAlign w:val="superscript"/>
+        </w:rPr>
+        <w:t>rd</w:t>
+      </w:r>
+      <w:r>
+        <w:t xml:space="preserve"> article of Constitution of Vrey, which outlines its administrative division into fifteen provinces:</w:t>
+      </w:r>
+    </w:p>
+    <w:p>
+      <w:pPr>
+        <w:pStyle w:val="ListParagraph"/>
+        <w:numPr>
+          <w:ilvl w:val="0"/>
+          <w:numId w:val="1"/>
+        </w:numPr>
+        <w:spacing w:before="240"/>
+      </w:pPr>
+      <w:proofErr w:type="spellStart"/>
+      <w:r>
+        <w:t>Obslava</w:t>
+      </w:r>
+      <w:proofErr w:type="spellEnd"/>
+      <w:r>
+        <w:t xml:space="preserve"> (Capital)</w:t>
+      </w:r>
+    </w:p>
+    <w:p>
+      <w:pPr>
+        <w:pStyle w:val="ListParagraph"/>
+        <w:numPr>
+          <w:ilvl w:val="0"/>
+          <w:numId w:val="1"/>
+        </w:numPr>
+        <w:spacing w:before="240"/>
+      </w:pPr>
+      <w:proofErr w:type="spellStart"/>
+      <w:r>
+        <w:t>Isjerrak</w:t>
+      </w:r>
+      <w:proofErr w:type="spellEnd"/>
+    </w:p>
+    <w:p>
+      <w:pPr>
+        <w:pStyle w:val="ListParagraph"/>
+        <w:numPr>
+          <w:ilvl w:val="0"/>
+          <w:numId w:val="1"/>
+        </w:numPr>
+        <w:spacing w:before="240"/>
+      </w:pPr>
+      <w:proofErr w:type="spellStart"/>
+      <w:r>
+        <w:t>Liek</w:t>
+      </w:r>
+      <w:proofErr w:type="spellEnd"/>
+      <w:r>
+        <w:t>-la</w:t>
+      </w:r>
+    </w:p>
+    <w:p>
+      <w:pPr>
+        <w:pStyle w:val="ListParagraph"/>
+        <w:numPr>
+          <w:ilvl w:val="0"/>
+          <w:numId w:val="1"/>
+        </w:numPr>
+        <w:spacing w:before="240"/>
+      </w:pPr>
+      <w:proofErr w:type="spellStart"/>
+      <w:r>
+        <w:t>Tapeda</w:t>
+      </w:r>
+      <w:proofErr w:type="spellEnd"/>
+    </w:p>
+    <w:p>
+      <w:pPr>
+        <w:pStyle w:val="ListParagraph"/>
+        <w:numPr>
+          <w:ilvl w:val="0"/>
+          <w:numId w:val="1"/>
+        </w:numPr>
+        <w:spacing w:before="240"/>
+      </w:pPr>
       <w:r>
         <w:t>Bitburg</w:t>
       </w:r>
     </w:p>
     <w:p>
+      <w:pPr>
+        <w:pStyle w:val="ListParagraph"/>
+        <w:numPr>
+          <w:ilvl w:val="0"/>
+          <w:numId w:val="1"/>
+        </w:numPr>
+        <w:spacing w:before="240"/>
+      </w:pPr>
       <w:r>
         <w:t>Esthel</w:t>
       </w:r>
     </w:p>
-    <w:p/>
-    <w:p/>
-    <w:p>
-      <w:r>
-        <w:t>=== Locations</w:t>
-      </w:r>
-    </w:p>
-    <w:p>
-      <w:r>
-        <w:t>Maledictus Forest</w:t>
+    <w:p>
+      <w:pPr>
+        <w:pStyle w:val="ListParagraph"/>
+        <w:numPr>
+          <w:ilvl w:val="0"/>
+          <w:numId w:val="1"/>
+        </w:numPr>
+        <w:spacing w:before="240"/>
+      </w:pPr>
+      <w:proofErr w:type="spellStart"/>
+      <w:r>
+        <w:t>Lieschen</w:t>
+      </w:r>
+      <w:proofErr w:type="spellEnd"/>
+    </w:p>
+    <w:p>
+      <w:pPr>
+        <w:pStyle w:val="ListParagraph"/>
+        <w:numPr>
+          <w:ilvl w:val="0"/>
+          <w:numId w:val="1"/>
+        </w:numPr>
+        <w:spacing w:before="240"/>
+      </w:pPr>
+      <w:proofErr w:type="spellStart"/>
+      <w:r>
+        <w:t>Novigraz</w:t>
+      </w:r>
+      <w:proofErr w:type="spellEnd"/>
+    </w:p>
+    <w:p>
+      <w:pPr>
+        <w:pStyle w:val="ListParagraph"/>
+        <w:numPr>
+          <w:ilvl w:val="0"/>
+          <w:numId w:val="1"/>
+        </w:numPr>
+        <w:spacing w:before="240"/>
+      </w:pPr>
+      <w:r>
+        <w:t>Belyse</w:t>
+      </w:r>
+    </w:p>
+    <w:p>
+      <w:pPr>
+        <w:pStyle w:val="ListParagraph"/>
+        <w:numPr>
+          <w:ilvl w:val="0"/>
+          <w:numId w:val="1"/>
+        </w:numPr>
+        <w:spacing w:before="240"/>
+      </w:pPr>
+      <w:r>
+        <w:t>Urne</w:t>
+      </w:r>
+    </w:p>
+    <w:p>
+      <w:pPr>
+        <w:pStyle w:val="ListParagraph"/>
+        <w:numPr>
+          <w:ilvl w:val="0"/>
+          <w:numId w:val="1"/>
+        </w:numPr>
+        <w:spacing w:before="240"/>
+      </w:pPr>
+      <w:r>
+        <w:t>Illum</w:t>
+      </w:r>
+    </w:p>
+    <w:p>
+      <w:pPr>
+        <w:pStyle w:val="ListParagraph"/>
+        <w:numPr>
+          <w:ilvl w:val="0"/>
+          <w:numId w:val="1"/>
+        </w:numPr>
+        <w:spacing w:before="240"/>
+      </w:pPr>
+      <w:proofErr w:type="spellStart"/>
+      <w:r>
+        <w:t>Erdes</w:t>
+      </w:r>
+      <w:proofErr w:type="spellEnd"/>
+    </w:p>
+    <w:p>
+      <w:pPr>
+        <w:pStyle w:val="ListParagraph"/>
+        <w:numPr>
+          <w:ilvl w:val="0"/>
+          <w:numId w:val="1"/>
+        </w:numPr>
+        <w:spacing w:before="240"/>
+      </w:pPr>
+      <w:r>
+        <w:t>Isveggrd</w:t>
+      </w:r>
+    </w:p>
+    <w:p>
+      <w:pPr>
+        <w:pStyle w:val="ListParagraph"/>
+        <w:numPr>
+          <w:ilvl w:val="0"/>
+          <w:numId w:val="1"/>
+        </w:numPr>
+        <w:spacing w:before="240"/>
+      </w:pPr>
+      <w:r>
+        <w:t>Arland</w:t>
+      </w:r>
+    </w:p>
+    <w:p>
+      <w:pPr>
+        <w:pStyle w:val="ListParagraph"/>
+        <w:numPr>
+          <w:ilvl w:val="0"/>
+          <w:numId w:val="1"/>
+        </w:numPr>
+        <w:spacing w:before="240"/>
+      </w:pPr>
+      <w:r>
+        <w:t>Hevrion</w:t>
+      </w:r>
+    </w:p>
+    <w:p>
+      <w:pPr>
+        <w:spacing w:before="240"/>
+      </w:pPr>
+      <w:r>
+        <w:t xml:space="preserve">=== </w:t>
+      </w:r>
+      <w:r>
+        <w:t xml:space="preserve">Notable </w:t>
+      </w:r>
+      <w:r>
+        <w:t>Locations</w:t>
+      </w:r>
+    </w:p>
+    <w:p>
+      <w:pPr>
+        <w:pStyle w:val="ListParagraph"/>
+        <w:numPr>
+          <w:ilvl w:val="0"/>
+          <w:numId w:val="2"/>
+        </w:numPr>
+        <w:spacing w:before="240"/>
+      </w:pPr>
+      <w:r>
+        <w:t>Monument of Peace</w:t>
+      </w:r>
+    </w:p>
+    <w:p>
+      <w:pPr>
+        <w:pStyle w:val="ListParagraph"/>
+        <w:numPr>
+          <w:ilvl w:val="0"/>
+          <w:numId w:val="2"/>
+        </w:numPr>
+        <w:spacing w:before="240"/>
+      </w:pPr>
+      <w:r>
+        <w:t>Strait of Andreus</w:t>
+      </w:r>
+    </w:p>
+    <w:p>
+      <w:pPr>
+        <w:pStyle w:val="ListParagraph"/>
+        <w:spacing w:before="240"/>
+      </w:pPr>
+      <w:r>
+        <w:t xml:space="preserve">The strait that connects the Eastern and Western continents, located between </w:t>
+      </w:r>
+      <w:proofErr w:type="spellStart"/>
+      <w:r>
+        <w:t>Obslava</w:t>
+      </w:r>
+      <w:proofErr w:type="spellEnd"/>
+      <w:r>
+        <w:t xml:space="preserve"> and Bitburg.</w:t>
+      </w:r>
+    </w:p>
+    <w:p>
+      <w:pPr>
+        <w:pStyle w:val="ListParagraph"/>
+        <w:numPr>
+          <w:ilvl w:val="0"/>
+          <w:numId w:val="2"/>
+        </w:numPr>
+        <w:spacing w:before="240"/>
+      </w:pPr>
+      <w:r>
+        <w:t>Gulf of Belyse</w:t>
+      </w:r>
+    </w:p>
+    <w:p>
+      <w:pPr>
+        <w:pStyle w:val="ListParagraph"/>
+        <w:spacing w:before="240"/>
+      </w:pPr>
+      <w:r>
+        <w:t>Strategic waters protected by Naval Order of St. Belyse.</w:t>
+      </w:r>
+    </w:p>
+    <w:p>
+      <w:pPr>
+        <w:pStyle w:val="ListParagraph"/>
+        <w:numPr>
+          <w:ilvl w:val="0"/>
+          <w:numId w:val="2"/>
+        </w:numPr>
+        <w:spacing w:before="240"/>
+      </w:pPr>
+      <w:proofErr w:type="spellStart"/>
+      <w:r>
+        <w:t>Maledictus</w:t>
+      </w:r>
+      <w:proofErr w:type="spellEnd"/>
+      <w:r>
+        <w:t xml:space="preserve"> Forest</w:t>
+      </w:r>
+    </w:p>
+    <w:p>
+      <w:pPr>
+        <w:pStyle w:val="ListParagraph"/>
+        <w:numPr>
+          <w:ilvl w:val="0"/>
+          <w:numId w:val="2"/>
+        </w:numPr>
+        <w:spacing w:before="240"/>
+      </w:pPr>
+      <w:proofErr w:type="spellStart"/>
+      <w:r>
+        <w:t>Spitzl</w:t>
+      </w:r>
+      <w:proofErr w:type="spellEnd"/>
+      <w:r>
+        <w:t xml:space="preserve"> Mountain Range</w:t>
       </w:r>
     </w:p>
     <w:sectPr>
@@ -49,6 +428,215 @@
     </w:sectPr>
   </w:body>
 </w:document>
+</file>
+
+<file path=word/numbering.xml><?xml version="1.0" encoding="utf-8"?>
+<w:numbering xmlns:wpc="http://schemas.microsoft.com/office/word/2010/wordprocessingCanvas" xmlns:cx="http://schemas.microsoft.com/office/drawing/2014/chartex" xmlns:cx1="http://schemas.microsoft.com/office/drawing/2015/9/8/chartex" xmlns:cx2="http://schemas.microsoft.com/office/drawing/2015/10/21/chartex" xmlns:cx3="http://schemas.microsoft.com/office/drawing/2016/5/9/chartex" xmlns:cx4="http://schemas.microsoft.com/office/drawing/2016/5/10/chartex" xmlns:cx5="http://schemas.microsoft.com/office/drawing/2016/5/11/chartex" xmlns:cx6="http://schemas.microsoft.com/office/drawing/2016/5/12/chartex" xmlns:cx7="http://schemas.microsoft.com/office/drawing/2016/5/13/chartex" xmlns:cx8="http://schemas.microsoft.com/office/drawing/2016/5/14/chartex" xmlns:mc="http://schemas.openxmlformats.org/markup-compatibility/2006" xmlns:aink="http://schemas.microsoft.com/office/drawing/2016/ink" xmlns:am3d="http://schemas.microsoft.com/office/drawing/2017/model3d" xmlns:o="urn:schemas-microsoft-com:office:office" xmlns:oel="http://schemas.microsoft.com/office/2019/extlst" xmlns:r="http://schemas.openxmlformats.org/officeDocument/2006/relationships" xmlns:m="http://schemas.openxmlformats.org/officeDocument/2006/math" xmlns:v="urn:schemas-microsoft-com:vml" xmlns:wp14="http://schemas.microsoft.com/office/word/2010/wordprocessingDrawing" xmlns:wp="http://schemas.openxmlformats.org/drawingml/2006/wordprocessingDrawing" xmlns:w10="urn:schemas-microsoft-com:office:word" xmlns:w="http://schemas.openxmlformats.org/wordprocessingml/2006/main" xmlns:w14="http://schemas.microsoft.com/office/word/2010/wordml" xmlns:w15="http://schemas.microsoft.com/office/word/2012/wordml" xmlns:w16cex="http://schemas.microsoft.com/office/word/2018/wordml/cex" xmlns:w16cid="http://schemas.microsoft.com/office/word/2016/wordml/cid" xmlns:w16="http://schemas.microsoft.com/office/word/2018/wordml" xmlns:w16du="http://schemas.microsoft.com/office/word/2023/wordml/word16du" xmlns:w16sdtdh="http://schemas.microsoft.com/office/word/2020/wordml/sdtdatahash" xmlns:w16sdtfl="http://schemas.microsoft.com/office/word/2024/wordml/sdtformatlock" xmlns:w16se="http://schemas.microsoft.com/office/word/2015/wordml/symex" xmlns:wpg="http://schemas.microsoft.com/office/word/2010/wordprocessingGroup" xmlns:wpi="http://schemas.microsoft.com/office/word/2010/wordprocessingInk" xmlns:wne="http://schemas.microsoft.com/office/word/2006/wordml" xmlns:wps="http://schemas.microsoft.com/office/word/2010/wordprocessingShape" mc:Ignorable="w14 w15 w16se w16cid w16 w16cex w16sdtdh w16sdtfl w16du wp14">
+  <w:abstractNum w:abstractNumId="0" w15:restartNumberingAfterBreak="0">
+    <w:nsid w:val="1D9471DB"/>
+    <w:multiLevelType w:val="hybridMultilevel"/>
+    <w:tmpl w:val="84DC678E"/>
+    <w:lvl w:ilvl="0" w:tplc="0F54529C">
+      <w:numFmt w:val="bullet"/>
+      <w:lvlText w:val="-"/>
+      <w:lvlJc w:val="left"/>
+      <w:pPr>
+        <w:ind w:left="720" w:hanging="360"/>
+      </w:pPr>
+      <w:rPr>
+        <w:rFonts w:ascii="Arial" w:eastAsia="Arial" w:hAnsi="Arial" w:cs="Arial" w:hint="default"/>
+      </w:rPr>
+    </w:lvl>
+    <w:lvl w:ilvl="1" w:tplc="38090003" w:tentative="1">
+      <w:start w:val="1"/>
+      <w:numFmt w:val="bullet"/>
+      <w:lvlText w:val="o"/>
+      <w:lvlJc w:val="left"/>
+      <w:pPr>
+        <w:ind w:left="1440" w:hanging="360"/>
+      </w:pPr>
+      <w:rPr>
+        <w:rFonts w:ascii="Courier New" w:hAnsi="Courier New" w:cs="Courier New" w:hint="default"/>
+      </w:rPr>
+    </w:lvl>
+    <w:lvl w:ilvl="2" w:tplc="38090005" w:tentative="1">
+      <w:start w:val="1"/>
+      <w:numFmt w:val="bullet"/>
+      <w:lvlText w:val=""/>
+      <w:lvlJc w:val="left"/>
+      <w:pPr>
+        <w:ind w:left="2160" w:hanging="360"/>
+      </w:pPr>
+      <w:rPr>
+        <w:rFonts w:ascii="Wingdings" w:hAnsi="Wingdings" w:hint="default"/>
+      </w:rPr>
+    </w:lvl>
+    <w:lvl w:ilvl="3" w:tplc="38090001" w:tentative="1">
+      <w:start w:val="1"/>
+      <w:numFmt w:val="bullet"/>
+      <w:lvlText w:val=""/>
+      <w:lvlJc w:val="left"/>
+      <w:pPr>
+        <w:ind w:left="2880" w:hanging="360"/>
+      </w:pPr>
+      <w:rPr>
+        <w:rFonts w:ascii="Symbol" w:hAnsi="Symbol" w:hint="default"/>
+      </w:rPr>
+    </w:lvl>
+    <w:lvl w:ilvl="4" w:tplc="38090003" w:tentative="1">
+      <w:start w:val="1"/>
+      <w:numFmt w:val="bullet"/>
+      <w:lvlText w:val="o"/>
+      <w:lvlJc w:val="left"/>
+      <w:pPr>
+        <w:ind w:left="3600" w:hanging="360"/>
+      </w:pPr>
+      <w:rPr>
+        <w:rFonts w:ascii="Courier New" w:hAnsi="Courier New" w:cs="Courier New" w:hint="default"/>
+      </w:rPr>
+    </w:lvl>
+    <w:lvl w:ilvl="5" w:tplc="38090005" w:tentative="1">
+      <w:start w:val="1"/>
+      <w:numFmt w:val="bullet"/>
+      <w:lvlText w:val=""/>
+      <w:lvlJc w:val="left"/>
+      <w:pPr>
+        <w:ind w:left="4320" w:hanging="360"/>
+      </w:pPr>
+      <w:rPr>
+        <w:rFonts w:ascii="Wingdings" w:hAnsi="Wingdings" w:hint="default"/>
+      </w:rPr>
+    </w:lvl>
+    <w:lvl w:ilvl="6" w:tplc="38090001" w:tentative="1">
+      <w:start w:val="1"/>
+      <w:numFmt w:val="bullet"/>
+      <w:lvlText w:val=""/>
+      <w:lvlJc w:val="left"/>
+      <w:pPr>
+        <w:ind w:left="5040" w:hanging="360"/>
+      </w:pPr>
+      <w:rPr>
+        <w:rFonts w:ascii="Symbol" w:hAnsi="Symbol" w:hint="default"/>
+      </w:rPr>
+    </w:lvl>
+    <w:lvl w:ilvl="7" w:tplc="38090003" w:tentative="1">
+      <w:start w:val="1"/>
+      <w:numFmt w:val="bullet"/>
+      <w:lvlText w:val="o"/>
+      <w:lvlJc w:val="left"/>
+      <w:pPr>
+        <w:ind w:left="5760" w:hanging="360"/>
+      </w:pPr>
+      <w:rPr>
+        <w:rFonts w:ascii="Courier New" w:hAnsi="Courier New" w:cs="Courier New" w:hint="default"/>
+      </w:rPr>
+    </w:lvl>
+    <w:lvl w:ilvl="8" w:tplc="38090005" w:tentative="1">
+      <w:start w:val="1"/>
+      <w:numFmt w:val="bullet"/>
+      <w:lvlText w:val=""/>
+      <w:lvlJc w:val="left"/>
+      <w:pPr>
+        <w:ind w:left="6480" w:hanging="360"/>
+      </w:pPr>
+      <w:rPr>
+        <w:rFonts w:ascii="Wingdings" w:hAnsi="Wingdings" w:hint="default"/>
+      </w:rPr>
+    </w:lvl>
+  </w:abstractNum>
+  <w:abstractNum w:abstractNumId="1" w15:restartNumberingAfterBreak="0">
+    <w:nsid w:val="38721EA8"/>
+    <w:multiLevelType w:val="hybridMultilevel"/>
+    <w:tmpl w:val="AAF0390A"/>
+    <w:lvl w:ilvl="0" w:tplc="3809000F">
+      <w:start w:val="1"/>
+      <w:numFmt w:val="decimal"/>
+      <w:lvlText w:val="%1."/>
+      <w:lvlJc w:val="left"/>
+      <w:pPr>
+        <w:ind w:left="720" w:hanging="360"/>
+      </w:pPr>
+    </w:lvl>
+    <w:lvl w:ilvl="1" w:tplc="38090019" w:tentative="1">
+      <w:start w:val="1"/>
+      <w:numFmt w:val="lowerLetter"/>
+      <w:lvlText w:val="%2."/>
+      <w:lvlJc w:val="left"/>
+      <w:pPr>
+        <w:ind w:left="1440" w:hanging="360"/>
+      </w:pPr>
+    </w:lvl>
+    <w:lvl w:ilvl="2" w:tplc="3809001B" w:tentative="1">
+      <w:start w:val="1"/>
+      <w:numFmt w:val="lowerRoman"/>
+      <w:lvlText w:val="%3."/>
+      <w:lvlJc w:val="right"/>
+      <w:pPr>
+        <w:ind w:left="2160" w:hanging="180"/>
+      </w:pPr>
+    </w:lvl>
+    <w:lvl w:ilvl="3" w:tplc="3809000F" w:tentative="1">
+      <w:start w:val="1"/>
+      <w:numFmt w:val="decimal"/>
+      <w:lvlText w:val="%4."/>
+      <w:lvlJc w:val="left"/>
+      <w:pPr>
+        <w:ind w:left="2880" w:hanging="360"/>
+      </w:pPr>
+    </w:lvl>
+    <w:lvl w:ilvl="4" w:tplc="38090019" w:tentative="1">
+      <w:start w:val="1"/>
+      <w:numFmt w:val="lowerLetter"/>
+      <w:lvlText w:val="%5."/>
+      <w:lvlJc w:val="left"/>
+      <w:pPr>
+        <w:ind w:left="3600" w:hanging="360"/>
+      </w:pPr>
+    </w:lvl>
+    <w:lvl w:ilvl="5" w:tplc="3809001B" w:tentative="1">
+      <w:start w:val="1"/>
+      <w:numFmt w:val="lowerRoman"/>
+      <w:lvlText w:val="%6."/>
+      <w:lvlJc w:val="right"/>
+      <w:pPr>
+        <w:ind w:left="4320" w:hanging="180"/>
+      </w:pPr>
+    </w:lvl>
+    <w:lvl w:ilvl="6" w:tplc="3809000F" w:tentative="1">
+      <w:start w:val="1"/>
+      <w:numFmt w:val="decimal"/>
+      <w:lvlText w:val="%7."/>
+      <w:lvlJc w:val="left"/>
+      <w:pPr>
+        <w:ind w:left="5040" w:hanging="360"/>
+      </w:pPr>
+    </w:lvl>
+    <w:lvl w:ilvl="7" w:tplc="38090019" w:tentative="1">
+      <w:start w:val="1"/>
+      <w:numFmt w:val="lowerLetter"/>
+      <w:lvlText w:val="%8."/>
+      <w:lvlJc w:val="left"/>
+      <w:pPr>
+        <w:ind w:left="5760" w:hanging="360"/>
+      </w:pPr>
+    </w:lvl>
+    <w:lvl w:ilvl="8" w:tplc="3809001B" w:tentative="1">
+      <w:start w:val="1"/>
+      <w:numFmt w:val="lowerRoman"/>
+      <w:lvlText w:val="%9."/>
+      <w:lvlJc w:val="right"/>
+      <w:pPr>
+        <w:ind w:left="6480" w:hanging="180"/>
+      </w:pPr>
+    </w:lvl>
+  </w:abstractNum>
+  <w:num w:numId="1" w16cid:durableId="744689302">
+    <w:abstractNumId w:val="1"/>
+  </w:num>
+  <w:num w:numId="2" w16cid:durableId="1078138504">
+    <w:abstractNumId w:val="0"/>
+  </w:num>
+</w:numbering>
 </file>
 
 <file path=word/styles.xml><?xml version="1.0" encoding="utf-8"?>
@@ -449,6 +1037,9 @@
   <w:style w:type="paragraph" w:default="1" w:styleId="Normal">
     <w:name w:val="Normal"/>
     <w:qFormat/>
+    <w:rPr>
+      <w:lang w:val="en-GB"/>
+    </w:rPr>
   </w:style>
   <w:style w:type="paragraph" w:styleId="Heading1">
     <w:name w:val="heading 1"/>
@@ -648,6 +1239,17 @@
       <w:tblStyleRowBandSize w:val="1"/>
       <w:tblStyleColBandSize w:val="1"/>
     </w:tblPr>
+  </w:style>
+  <w:style w:type="paragraph" w:styleId="ListParagraph">
+    <w:name w:val="List Paragraph"/>
+    <w:basedOn w:val="Normal"/>
+    <w:uiPriority w:val="34"/>
+    <w:qFormat/>
+    <w:rsid w:val="00F6550F"/>
+    <w:pPr>
+      <w:ind w:left="720"/>
+      <w:contextualSpacing/>
+    </w:pPr>
   </w:style>
 </w:styles>
 </file>
